--- a/Shaker_Cybersecurity_Product_Search_Dossier.docx
+++ b/Shaker_Cybersecurity_Product_Search_Dossier.docx
@@ -932,7 +932,7 @@
         <w:pBdr>
           <w:left w:val="single" w:color="14503C" w:sz="18" w:space="10"/>
         </w:pBdr>
-        <w:spacing w:after="140" w:before="40"/>
+        <w:spacing w:after="20" w:before="40"/>
         <w:ind w:left="120"/>
       </w:pPr>
       <w:r>
@@ -978,6 +978,76 @@
           <w:szCs w:val="16"/>
         </w:rPr>
         <w:t xml:space="preserve">KKR majority owned</w:t>
+      </w:r>
+    </w:p>
+    <w:p>
+      <w:pPr>
+        <w:pBdr>
+          <w:left w:val="single" w:color="14503C" w:sz="18" w:space="10"/>
+        </w:pBdr>
+        <w:spacing w:after="120" w:before="40"/>
+        <w:ind w:left="120"/>
+      </w:pPr>
+      <w:r>
+        <w:rPr>
+          <w:rFonts w:ascii="Consolas" w:cs="Consolas" w:eastAsia="Consolas" w:hAnsi="Consolas"/>
+          <w:b w:val="false"/>
+          <w:bCs w:val="false"/>
+          <w:i w:val="false"/>
+          <w:iCs w:val="false"/>
+          <w:caps/>
+          <w:color w:val="7E8677"/>
+          <w:spacing w:val="24"/>
+          <w:sz w:val="13"/>
+          <w:szCs w:val="13"/>
+        </w:rPr>
+        <w:t xml:space="preserve">Apply   </w:t>
+      </w:r>
+      <w:hyperlink w:history="1" r:id="rId7fedc54l5dvwwzljutgxy">
+        <w:r>
+          <w:rPr>
+            <w:rFonts w:ascii="Consolas" w:cs="Consolas" w:eastAsia="Consolas" w:hAnsi="Consolas"/>
+            <w:color w:val="14503C"/>
+            <w:sz w:val="16"/>
+            <w:szCs w:val="16"/>
+            <w:u w:val="single"/>
+          </w:rPr>
+          <w:t xml:space="preserve">TheLadders listing</w:t>
+        </w:r>
+      </w:hyperlink>
+    </w:p>
+    <w:p>
+      <w:pPr>
+        <w:spacing w:after="130"/>
+      </w:pPr>
+      <w:r>
+        <w:rPr>
+          <w:rFonts w:ascii="Consolas" w:cs="Consolas" w:eastAsia="Consolas" w:hAnsi="Consolas"/>
+          <w:b w:val="false"/>
+          <w:bCs w:val="false"/>
+          <w:i w:val="false"/>
+          <w:iCs w:val="false"/>
+          <w:caps/>
+          <w:color w:val="7E8677"/>
+          <w:spacing w:val="24"/>
+          <w:sz w:val="13"/>
+          <w:szCs w:val="13"/>
+        </w:rPr>
+        <w:t xml:space="preserve">$300k floor   </w:t>
+      </w:r>
+      <w:r>
+        <w:rPr>
+          <w:rFonts w:ascii="Consolas" w:cs="Consolas" w:eastAsia="Consolas" w:hAnsi="Consolas"/>
+          <w:b/>
+          <w:bCs/>
+          <w:i w:val="false"/>
+          <w:iCs w:val="false"/>
+          <w:caps w:val="false"/>
+          <w:color w:val="8A6A16"/>
+          <w:sz w:val="17"/>
+          <w:szCs w:val="17"/>
+        </w:rPr>
+        <w:t xml:space="preserve">Estimate says no, but that estimate is not from Optiv. Verify before discarding.</w:t>
       </w:r>
     </w:p>
     <w:tbl>
@@ -1415,7 +1485,7 @@
         <w:pBdr>
           <w:left w:val="single" w:color="14503C" w:sz="18" w:space="10"/>
         </w:pBdr>
-        <w:spacing w:after="140" w:before="40"/>
+        <w:spacing w:after="20" w:before="40"/>
         <w:ind w:left="120"/>
       </w:pPr>
       <w:r>
@@ -1461,6 +1531,180 @@
           <w:szCs w:val="16"/>
         </w:rPr>
         <w:t xml:space="preserve">Thoma Bravo majority owned</w:t>
+      </w:r>
+    </w:p>
+    <w:p>
+      <w:pPr>
+        <w:pBdr>
+          <w:left w:val="single" w:color="14503C" w:sz="18" w:space="10"/>
+        </w:pBdr>
+        <w:spacing w:after="120" w:before="40"/>
+        <w:ind w:left="120"/>
+      </w:pPr>
+      <w:r>
+        <w:rPr>
+          <w:rFonts w:ascii="Consolas" w:cs="Consolas" w:eastAsia="Consolas" w:hAnsi="Consolas"/>
+          <w:b w:val="false"/>
+          <w:bCs w:val="false"/>
+          <w:i w:val="false"/>
+          <w:iCs w:val="false"/>
+          <w:caps/>
+          <w:color w:val="7E8677"/>
+          <w:spacing w:val="24"/>
+          <w:sz w:val="13"/>
+          <w:szCs w:val="13"/>
+        </w:rPr>
+        <w:t xml:space="preserve">Apply   </w:t>
+      </w:r>
+      <w:hyperlink w:history="1" r:id="rIdvrixkshna5nitxsnuu03i">
+        <w:r>
+          <w:rPr>
+            <w:rFonts w:ascii="Consolas" w:cs="Consolas" w:eastAsia="Consolas" w:hAnsi="Consolas"/>
+            <w:color w:val="14503C"/>
+            <w:sz w:val="16"/>
+            <w:szCs w:val="16"/>
+            <w:u w:val="single"/>
+          </w:rPr>
+          <w:t xml:space="preserve">ID SecOps</w:t>
+        </w:r>
+      </w:hyperlink>
+      <w:r>
+        <w:rPr>
+          <w:rFonts w:ascii="Consolas" w:cs="Consolas" w:eastAsia="Consolas" w:hAnsi="Consolas"/>
+          <w:b w:val="false"/>
+          <w:bCs w:val="false"/>
+          <w:i w:val="false"/>
+          <w:iCs w:val="false"/>
+          <w:caps w:val="false"/>
+          <w:color w:val="7E8677"/>
+          <w:sz w:val="15"/>
+          <w:szCs w:val="15"/>
+        </w:rPr>
+        <w:t xml:space="preserve">   ·   </w:t>
+      </w:r>
+      <w:hyperlink w:history="1" r:id="rIdpin0s6-wo2dnfvpoyhqz7">
+        <w:r>
+          <w:rPr>
+            <w:rFonts w:ascii="Consolas" w:cs="Consolas" w:eastAsia="Consolas" w:hAnsi="Consolas"/>
+            <w:color w:val="14503C"/>
+            <w:sz w:val="16"/>
+            <w:szCs w:val="16"/>
+            <w:u w:val="single"/>
+          </w:rPr>
+          <w:t xml:space="preserve">Enterprise Platform</w:t>
+        </w:r>
+      </w:hyperlink>
+      <w:r>
+        <w:rPr>
+          <w:rFonts w:ascii="Consolas" w:cs="Consolas" w:eastAsia="Consolas" w:hAnsi="Consolas"/>
+          <w:b w:val="false"/>
+          <w:bCs w:val="false"/>
+          <w:i w:val="false"/>
+          <w:iCs w:val="false"/>
+          <w:caps w:val="false"/>
+          <w:color w:val="7E8677"/>
+          <w:sz w:val="15"/>
+          <w:szCs w:val="15"/>
+        </w:rPr>
+        <w:t xml:space="preserve">   ·   </w:t>
+      </w:r>
+      <w:hyperlink w:history="1" r:id="rIdvfkkabcannvcgpkefcyar">
+        <w:r>
+          <w:rPr>
+            <w:rFonts w:ascii="Consolas" w:cs="Consolas" w:eastAsia="Consolas" w:hAnsi="Consolas"/>
+            <w:color w:val="14503C"/>
+            <w:sz w:val="16"/>
+            <w:szCs w:val="16"/>
+            <w:u w:val="single"/>
+          </w:rPr>
+          <w:t xml:space="preserve">Identity Security Cloud</w:t>
+        </w:r>
+      </w:hyperlink>
+      <w:r>
+        <w:rPr>
+          <w:rFonts w:ascii="Consolas" w:cs="Consolas" w:eastAsia="Consolas" w:hAnsi="Consolas"/>
+          <w:b w:val="false"/>
+          <w:bCs w:val="false"/>
+          <w:i w:val="false"/>
+          <w:iCs w:val="false"/>
+          <w:caps w:val="false"/>
+          <w:color w:val="7E8677"/>
+          <w:sz w:val="15"/>
+          <w:szCs w:val="15"/>
+        </w:rPr>
+        <w:t xml:space="preserve">   ·   </w:t>
+      </w:r>
+      <w:hyperlink w:history="1" r:id="rIdcu8fhmjovlxw4wxlzxh9-">
+        <w:r>
+          <w:rPr>
+            <w:rFonts w:ascii="Consolas" w:cs="Consolas" w:eastAsia="Consolas" w:hAnsi="Consolas"/>
+            <w:color w:val="14503C"/>
+            <w:sz w:val="16"/>
+            <w:szCs w:val="16"/>
+            <w:u w:val="single"/>
+          </w:rPr>
+          <w:t xml:space="preserve">Agentic</w:t>
+        </w:r>
+      </w:hyperlink>
+      <w:r>
+        <w:rPr>
+          <w:rFonts w:ascii="Consolas" w:cs="Consolas" w:eastAsia="Consolas" w:hAnsi="Consolas"/>
+          <w:b w:val="false"/>
+          <w:bCs w:val="false"/>
+          <w:i w:val="false"/>
+          <w:iCs w:val="false"/>
+          <w:caps w:val="false"/>
+          <w:color w:val="7E8677"/>
+          <w:sz w:val="15"/>
+          <w:szCs w:val="15"/>
+        </w:rPr>
+        <w:t xml:space="preserve">   ·   </w:t>
+      </w:r>
+      <w:hyperlink w:history="1" r:id="rIdtydqkh0isodklq5sgbn5t">
+        <w:r>
+          <w:rPr>
+            <w:rFonts w:ascii="Consolas" w:cs="Consolas" w:eastAsia="Consolas" w:hAnsi="Consolas"/>
+            <w:color w:val="14503C"/>
+            <w:sz w:val="16"/>
+            <w:szCs w:val="16"/>
+            <w:u w:val="single"/>
+          </w:rPr>
+          <w:t xml:space="preserve">All openings</w:t>
+        </w:r>
+      </w:hyperlink>
+    </w:p>
+    <w:p>
+      <w:pPr>
+        <w:spacing w:after="130"/>
+      </w:pPr>
+      <w:r>
+        <w:rPr>
+          <w:rFonts w:ascii="Consolas" w:cs="Consolas" w:eastAsia="Consolas" w:hAnsi="Consolas"/>
+          <w:b w:val="false"/>
+          <w:bCs w:val="false"/>
+          <w:i w:val="false"/>
+          <w:iCs w:val="false"/>
+          <w:caps/>
+          <w:color w:val="7E8677"/>
+          <w:spacing w:val="24"/>
+          <w:sz w:val="13"/>
+          <w:szCs w:val="13"/>
+        </w:rPr>
+        <w:t xml:space="preserve">$300k floor   </w:t>
+      </w:r>
+      <w:r>
+        <w:rPr>
+          <w:rFonts w:ascii="Consolas" w:cs="Consolas" w:eastAsia="Consolas" w:hAnsi="Consolas"/>
+          <w:b/>
+          <w:bCs/>
+          <w:i w:val="false"/>
+          <w:iCs w:val="false"/>
+          <w:caps w:val="false"/>
+          <w:color w:val="14503C"/>
+          <w:sz w:val="17"/>
+          <w:szCs w:val="17"/>
+        </w:rPr>
+        <w:t xml:space="preserve">Clears at the posted midpoint of $324,000.</w:t>
       </w:r>
     </w:p>
     <w:tbl>
@@ -1898,7 +2142,7 @@
         <w:pBdr>
           <w:left w:val="single" w:color="14503C" w:sz="18" w:space="10"/>
         </w:pBdr>
-        <w:spacing w:after="140" w:before="40"/>
+        <w:spacing w:after="20" w:before="40"/>
         <w:ind w:left="120"/>
       </w:pPr>
       <w:r>
@@ -1944,6 +2188,76 @@
           <w:szCs w:val="16"/>
         </w:rPr>
         <w:t xml:space="preserve">Public, NASDAQ RPD</w:t>
+      </w:r>
+    </w:p>
+    <w:p>
+      <w:pPr>
+        <w:pBdr>
+          <w:left w:val="single" w:color="14503C" w:sz="18" w:space="10"/>
+        </w:pBdr>
+        <w:spacing w:after="120" w:before="40"/>
+        <w:ind w:left="120"/>
+      </w:pPr>
+      <w:r>
+        <w:rPr>
+          <w:rFonts w:ascii="Consolas" w:cs="Consolas" w:eastAsia="Consolas" w:hAnsi="Consolas"/>
+          <w:b w:val="false"/>
+          <w:bCs w:val="false"/>
+          <w:i w:val="false"/>
+          <w:iCs w:val="false"/>
+          <w:caps/>
+          <w:color w:val="7E8677"/>
+          <w:spacing w:val="24"/>
+          <w:sz w:val="13"/>
+          <w:szCs w:val="13"/>
+        </w:rPr>
+        <w:t xml:space="preserve">Apply   </w:t>
+      </w:r>
+      <w:hyperlink w:history="1" r:id="rIdzstimvh762hpovmndlacs">
+        <w:r>
+          <w:rPr>
+            <w:rFonts w:ascii="Consolas" w:cs="Consolas" w:eastAsia="Consolas" w:hAnsi="Consolas"/>
+            <w:color w:val="14503C"/>
+            <w:sz w:val="16"/>
+            <w:szCs w:val="16"/>
+            <w:u w:val="single"/>
+          </w:rPr>
+          <w:t xml:space="preserve">CareerBuilder listing</w:t>
+        </w:r>
+      </w:hyperlink>
+    </w:p>
+    <w:p>
+      <w:pPr>
+        <w:spacing w:after="130"/>
+      </w:pPr>
+      <w:r>
+        <w:rPr>
+          <w:rFonts w:ascii="Consolas" w:cs="Consolas" w:eastAsia="Consolas" w:hAnsi="Consolas"/>
+          <w:b w:val="false"/>
+          <w:bCs w:val="false"/>
+          <w:i w:val="false"/>
+          <w:iCs w:val="false"/>
+          <w:caps/>
+          <w:color w:val="7E8677"/>
+          <w:spacing w:val="24"/>
+          <w:sz w:val="13"/>
+          <w:szCs w:val="13"/>
+        </w:rPr>
+        <w:t xml:space="preserve">$300k floor   </w:t>
+      </w:r>
+      <w:r>
+        <w:rPr>
+          <w:rFonts w:ascii="Consolas" w:cs="Consolas" w:eastAsia="Consolas" w:hAnsi="Consolas"/>
+          <w:b/>
+          <w:bCs/>
+          <w:i w:val="false"/>
+          <w:iCs w:val="false"/>
+          <w:caps w:val="false"/>
+          <w:color w:val="14503C"/>
+          <w:sz w:val="17"/>
+          <w:szCs w:val="17"/>
+        </w:rPr>
+        <w:t xml:space="preserve">Clears at the midpoint of roughly $305,000.</w:t>
       </w:r>
     </w:p>
     <w:tbl>
@@ -2381,7 +2695,7 @@
         <w:pBdr>
           <w:left w:val="single" w:color="8F6412" w:sz="18" w:space="10"/>
         </w:pBdr>
-        <w:spacing w:after="140" w:before="40"/>
+        <w:spacing w:after="20" w:before="40"/>
         <w:ind w:left="120"/>
       </w:pPr>
       <w:r>
@@ -2427,6 +2741,76 @@
           <w:szCs w:val="16"/>
         </w:rPr>
         <w:t xml:space="preserve">Growth equity backed</w:t>
+      </w:r>
+    </w:p>
+    <w:p>
+      <w:pPr>
+        <w:pBdr>
+          <w:left w:val="single" w:color="8F6412" w:sz="18" w:space="10"/>
+        </w:pBdr>
+        <w:spacing w:after="120" w:before="40"/>
+        <w:ind w:left="120"/>
+      </w:pPr>
+      <w:r>
+        <w:rPr>
+          <w:rFonts w:ascii="Consolas" w:cs="Consolas" w:eastAsia="Consolas" w:hAnsi="Consolas"/>
+          <w:b w:val="false"/>
+          <w:bCs w:val="false"/>
+          <w:i w:val="false"/>
+          <w:iCs w:val="false"/>
+          <w:caps/>
+          <w:color w:val="7E8677"/>
+          <w:spacing w:val="24"/>
+          <w:sz w:val="13"/>
+          <w:szCs w:val="13"/>
+        </w:rPr>
+        <w:t xml:space="preserve">Apply   </w:t>
+      </w:r>
+      <w:hyperlink w:history="1" r:id="rIdmbxxqwwzp88wj48p8ttn7">
+        <w:r>
+          <w:rPr>
+            <w:rFonts w:ascii="Consolas" w:cs="Consolas" w:eastAsia="Consolas" w:hAnsi="Consolas"/>
+            <w:color w:val="14503C"/>
+            <w:sz w:val="16"/>
+            <w:szCs w:val="16"/>
+            <w:u w:val="single"/>
+          </w:rPr>
+          <w:t xml:space="preserve">EchoJobs listing</w:t>
+        </w:r>
+      </w:hyperlink>
+    </w:p>
+    <w:p>
+      <w:pPr>
+        <w:spacing w:after="130"/>
+      </w:pPr>
+      <w:r>
+        <w:rPr>
+          <w:rFonts w:ascii="Consolas" w:cs="Consolas" w:eastAsia="Consolas" w:hAnsi="Consolas"/>
+          <w:b w:val="false"/>
+          <w:bCs w:val="false"/>
+          <w:i w:val="false"/>
+          <w:iCs w:val="false"/>
+          <w:caps/>
+          <w:color w:val="7E8677"/>
+          <w:spacing w:val="24"/>
+          <w:sz w:val="13"/>
+          <w:szCs w:val="13"/>
+        </w:rPr>
+        <w:t xml:space="preserve">$300k floor   </w:t>
+      </w:r>
+      <w:r>
+        <w:rPr>
+          <w:rFonts w:ascii="Consolas" w:cs="Consolas" w:eastAsia="Consolas" w:hAnsi="Consolas"/>
+          <w:b/>
+          <w:bCs/>
+          <w:i w:val="false"/>
+          <w:iCs w:val="false"/>
+          <w:caps w:val="false"/>
+          <w:color w:val="8A6A16"/>
+          <w:sz w:val="17"/>
+          <w:szCs w:val="17"/>
+        </w:rPr>
+        <w:t xml:space="preserve">No band posted. Doubtful at this scale.</w:t>
       </w:r>
     </w:p>
     <w:tbl>
@@ -2864,7 +3248,7 @@
         <w:pBdr>
           <w:left w:val="single" w:color="8F6412" w:sz="18" w:space="10"/>
         </w:pBdr>
-        <w:spacing w:after="140" w:before="40"/>
+        <w:spacing w:after="20" w:before="40"/>
         <w:ind w:left="120"/>
       </w:pPr>
       <w:r>
@@ -2910,6 +3294,76 @@
           <w:szCs w:val="16"/>
         </w:rPr>
         <w:t xml:space="preserve">The only open CPO seat found</w:t>
+      </w:r>
+    </w:p>
+    <w:p>
+      <w:pPr>
+        <w:pBdr>
+          <w:left w:val="single" w:color="8F6412" w:sz="18" w:space="10"/>
+        </w:pBdr>
+        <w:spacing w:after="120" w:before="40"/>
+        <w:ind w:left="120"/>
+      </w:pPr>
+      <w:r>
+        <w:rPr>
+          <w:rFonts w:ascii="Consolas" w:cs="Consolas" w:eastAsia="Consolas" w:hAnsi="Consolas"/>
+          <w:b w:val="false"/>
+          <w:bCs w:val="false"/>
+          <w:i w:val="false"/>
+          <w:iCs w:val="false"/>
+          <w:caps/>
+          <w:color w:val="7E8677"/>
+          <w:spacing w:val="24"/>
+          <w:sz w:val="13"/>
+          <w:szCs w:val="13"/>
+        </w:rPr>
+        <w:t xml:space="preserve">Apply   </w:t>
+      </w:r>
+      <w:hyperlink w:history="1" r:id="rIdt5a0cfo0sd7rrl44wopzm">
+        <w:r>
+          <w:rPr>
+            <w:rFonts w:ascii="Consolas" w:cs="Consolas" w:eastAsia="Consolas" w:hAnsi="Consolas"/>
+            <w:color w:val="14503C"/>
+            <w:sz w:val="16"/>
+            <w:szCs w:val="16"/>
+            <w:u w:val="single"/>
+          </w:rPr>
+          <w:t xml:space="preserve">apply.workable.com</w:t>
+        </w:r>
+      </w:hyperlink>
+    </w:p>
+    <w:p>
+      <w:pPr>
+        <w:spacing w:after="130"/>
+      </w:pPr>
+      <w:r>
+        <w:rPr>
+          <w:rFonts w:ascii="Consolas" w:cs="Consolas" w:eastAsia="Consolas" w:hAnsi="Consolas"/>
+          <w:b w:val="false"/>
+          <w:bCs w:val="false"/>
+          <w:i w:val="false"/>
+          <w:iCs w:val="false"/>
+          <w:caps/>
+          <w:color w:val="7E8677"/>
+          <w:spacing w:val="24"/>
+          <w:sz w:val="13"/>
+          <w:szCs w:val="13"/>
+        </w:rPr>
+        <w:t xml:space="preserve">$300k floor   </w:t>
+      </w:r>
+      <w:r>
+        <w:rPr>
+          <w:rFonts w:ascii="Consolas" w:cs="Consolas" w:eastAsia="Consolas" w:hAnsi="Consolas"/>
+          <w:b/>
+          <w:bCs/>
+          <w:i w:val="false"/>
+          <w:iCs w:val="false"/>
+          <w:caps w:val="false"/>
+          <w:color w:val="8A6A16"/>
+          <w:sz w:val="17"/>
+          <w:szCs w:val="17"/>
+        </w:rPr>
+        <w:t xml:space="preserve">No band posted. Doubtful post-restructuring.</w:t>
       </w:r>
     </w:p>
     <w:tbl>
@@ -3347,7 +3801,7 @@
         <w:pBdr>
           <w:left w:val="single" w:color="7E8677" w:sz="18" w:space="10"/>
         </w:pBdr>
-        <w:spacing w:after="140" w:before="40"/>
+        <w:spacing w:after="20" w:before="40"/>
         <w:ind w:left="120"/>
       </w:pPr>
       <w:r>
@@ -3393,6 +3847,76 @@
           <w:szCs w:val="16"/>
         </w:rPr>
         <w:t xml:space="preserve">Public, security and cloud</w:t>
+      </w:r>
+    </w:p>
+    <w:p>
+      <w:pPr>
+        <w:pBdr>
+          <w:left w:val="single" w:color="7E8677" w:sz="18" w:space="10"/>
+        </w:pBdr>
+        <w:spacing w:after="120" w:before="40"/>
+        <w:ind w:left="120"/>
+      </w:pPr>
+      <w:r>
+        <w:rPr>
+          <w:rFonts w:ascii="Consolas" w:cs="Consolas" w:eastAsia="Consolas" w:hAnsi="Consolas"/>
+          <w:b w:val="false"/>
+          <w:bCs w:val="false"/>
+          <w:i w:val="false"/>
+          <w:iCs w:val="false"/>
+          <w:caps/>
+          <w:color w:val="7E8677"/>
+          <w:spacing w:val="24"/>
+          <w:sz w:val="13"/>
+          <w:szCs w:val="13"/>
+        </w:rPr>
+        <w:t xml:space="preserve">Apply   </w:t>
+      </w:r>
+      <w:hyperlink w:history="1" r:id="rId7k4eveyos0j9vy5g4wcv6">
+        <w:r>
+          <w:rPr>
+            <w:rFonts w:ascii="Consolas" w:cs="Consolas" w:eastAsia="Consolas" w:hAnsi="Consolas"/>
+            <w:color w:val="14503C"/>
+            <w:sz w:val="16"/>
+            <w:szCs w:val="16"/>
+            <w:u w:val="single"/>
+          </w:rPr>
+          <w:t xml:space="preserve">Built In Boston listing</w:t>
+        </w:r>
+      </w:hyperlink>
+    </w:p>
+    <w:p>
+      <w:pPr>
+        <w:spacing w:after="130"/>
+      </w:pPr>
+      <w:r>
+        <w:rPr>
+          <w:rFonts w:ascii="Consolas" w:cs="Consolas" w:eastAsia="Consolas" w:hAnsi="Consolas"/>
+          <w:b w:val="false"/>
+          <w:bCs w:val="false"/>
+          <w:i w:val="false"/>
+          <w:iCs w:val="false"/>
+          <w:caps/>
+          <w:color w:val="7E8677"/>
+          <w:spacing w:val="24"/>
+          <w:sz w:val="13"/>
+          <w:szCs w:val="13"/>
+        </w:rPr>
+        <w:t xml:space="preserve">$300k floor   </w:t>
+      </w:r>
+      <w:r>
+        <w:rPr>
+          <w:rFonts w:ascii="Consolas" w:cs="Consolas" w:eastAsia="Consolas" w:hAnsi="Consolas"/>
+          <w:b/>
+          <w:bCs/>
+          <w:i w:val="false"/>
+          <w:iCs w:val="false"/>
+          <w:caps w:val="false"/>
+          <w:color w:val="14503C"/>
+          <w:sz w:val="17"/>
+          <w:szCs w:val="17"/>
+        </w:rPr>
+        <w:t xml:space="preserve">Clears above the midpoint of $320,000.</w:t>
       </w:r>
     </w:p>
     <w:tbl>
